--- a/docs/guides/Quantum_Gateway_CLI_MCP_Agent_Guide.docx
+++ b/docs/guides/Quantum_Gateway_CLI_MCP_Agent_Guide.docx
@@ -7,12 +7,69 @@
         <w:pStyle w:val="Heading1"/>
       </w:pPr>
       <w:r>
-        <w:t>Quantum Gateway CLI MCP Agent Guide</w:t>
+        <w:t>Gateway CLI Agents (MCP Gateway and Direct)</w:t>
       </w:r>
     </w:p>
     <w:p>
       <w:r>
-        <w:t>This guide details the **Quantum Gateway CLI MCP Agent** workflow, designed to execute Gateway CLI commands on Check Point devices using AI and the Model Context Protocol (MCP).</w:t>
+        <w:t>The Gateway CLI agents run read-only diagnostic commands on your Security Gateways: cluster state,</w:t>
+      </w:r>
+    </w:p>
+    <w:p>
+      <w:r>
+        <w:t>routing, interfaces, acceleration, licenses, and hardware. The commands run on gateways that your</w:t>
+      </w:r>
+    </w:p>
+    <w:p>
+      <w:r>
+        <w:t>Management Server manages, through the Management API, so the agents use the management settings.</w:t>
+      </w:r>
+    </w:p>
+    <w:p>
+      <w:r>
+        <w:t xml:space="preserve">Two agents ship in n8n, Flowise, and Langflow: </w:t>
+      </w:r>
+      <w:r>
+        <w:rPr>
+          <w:b/>
+        </w:rPr>
+        <w:t>Gateway CLI Agent (MCP Gateway)</w:t>
+      </w:r>
+      <w:r>
+        <w:t xml:space="preserve"> and </w:t>
+      </w:r>
+      <w:r>
+        <w:rPr>
+          <w:b/>
+        </w:rPr>
+        <w:t>Gateway CLI Agent (Direct)</w:t>
+      </w:r>
+      <w:r>
+        <w:t>. They have the same 26 tools and the same prompt. Only the path of the tool calls differs.</w:t>
+      </w:r>
+    </w:p>
+    <w:p>
+      <w:r>
+        <w:t xml:space="preserve">Every command these agents run only reads. There is no tool for policy installation status, </w:t>
+      </w:r>
+      <w:r>
+        <w:rPr>
+          <w:rFonts w:ascii="Courier New" w:hAnsi="Courier New"/>
+        </w:rPr>
+        <w:t>cpstat</w:t>
+      </w:r>
+      <w:r>
+        <w:t>, or</w:t>
+      </w:r>
+    </w:p>
+    <w:p>
+      <w:r>
+        <w:t>VPN tunnel state; when you ask for those, the agent says so and names the command an administrator</w:t>
+      </w:r>
+    </w:p>
+    <w:p>
+      <w:r>
+        <w:t>would run.</w:t>
       </w:r>
     </w:p>
     <w:p>
@@ -20,12 +77,210 @@
         <w:pStyle w:val="Heading2"/>
       </w:pPr>
       <w:r>
-        <w:t>Overview</w:t>
+        <w:t>At a glance</w:t>
       </w:r>
     </w:p>
     <w:p>
       <w:r>
-        <w:t>The **Quantum Gateway CLI MCP Agent** provides a conversational interface to the Check Point Gateway CLI (Clish/Expert mode commands, depending on implementation). It simplifies the execution of complex CLI commands.</w:t>
+        <w:t>|  | MCP Gateway agent | Direct agent |</w:t>
+      </w:r>
+    </w:p>
+    <w:p>
+      <w:r>
+        <w:t>| Agent name | Gateway CLI Agent (MCP Gateway) | Gateway CLI Agent (Direct) |</w:t>
+      </w:r>
+    </w:p>
+    <w:p>
+      <w:r>
+        <w:t xml:space="preserve">| Endpoint | </w:t>
+      </w:r>
+      <w:r>
+        <w:rPr>
+          <w:rFonts w:ascii="Courier New" w:hAnsi="Courier New"/>
+        </w:rPr>
+        <w:t>http://mcp-gateway:8080/mcp</w:t>
+      </w:r>
+      <w:r>
+        <w:t xml:space="preserve">, Bearer token </w:t>
+      </w:r>
+      <w:r>
+        <w:rPr>
+          <w:rFonts w:ascii="Courier New" w:hAnsi="Courier New"/>
+        </w:rPr>
+        <w:t>MCP_GATEWAY_TOKEN</w:t>
+      </w:r>
+      <w:r>
+        <w:t xml:space="preserve"> | </w:t>
+      </w:r>
+      <w:r>
+        <w:rPr>
+          <w:rFonts w:ascii="Courier New" w:hAnsi="Courier New"/>
+        </w:rPr>
+        <w:t>http://quantum-gw-cli-mcp:3009</w:t>
+      </w:r>
+      <w:r>
+        <w:t xml:space="preserve">, no token (internal </w:t>
+      </w:r>
+      <w:r>
+        <w:rPr>
+          <w:rFonts w:ascii="Courier New" w:hAnsi="Courier New"/>
+        </w:rPr>
+        <w:t>lab</w:t>
+      </w:r>
+      <w:r>
+        <w:t xml:space="preserve"> network only) |</w:t>
+      </w:r>
+    </w:p>
+    <w:p>
+      <w:r>
+        <w:t>| Tools | 26 of the gateway's 190, selected | All 26 of the server |</w:t>
+      </w:r>
+    </w:p>
+    <w:p>
+      <w:r>
+        <w:t xml:space="preserve">| n8n MCP Client Tool node | </w:t>
+      </w:r>
+      <w:r>
+        <w:rPr>
+          <w:rFonts w:ascii="Courier New" w:hAnsi="Courier New"/>
+        </w:rPr>
+        <w:t>MCP Gateway</w:t>
+      </w:r>
+      <w:r>
+        <w:t xml:space="preserve"> | </w:t>
+      </w:r>
+      <w:r>
+        <w:rPr>
+          <w:rFonts w:ascii="Courier New" w:hAnsi="Courier New"/>
+        </w:rPr>
+        <w:t>Gateway CLI MCP</w:t>
+      </w:r>
+      <w:r>
+        <w:t xml:space="preserve"> |</w:t>
+      </w:r>
+    </w:p>
+    <w:p>
+      <w:r>
+        <w:t xml:space="preserve">| Tool names the model sees in n8n | </w:t>
+      </w:r>
+      <w:r>
+        <w:rPr>
+          <w:rFonts w:ascii="Courier New" w:hAnsi="Courier New"/>
+        </w:rPr>
+        <w:t>MCP_Gateway_dmidecode</w:t>
+      </w:r>
+      <w:r>
+        <w:t xml:space="preserve"> | </w:t>
+      </w:r>
+      <w:r>
+        <w:rPr>
+          <w:rFonts w:ascii="Courier New" w:hAnsi="Courier New"/>
+        </w:rPr>
+        <w:t>Gateway_CLI_MCP_dmidecode</w:t>
+      </w:r>
+      <w:r>
+        <w:t xml:space="preserve"> |</w:t>
+      </w:r>
+    </w:p>
+    <w:p>
+      <w:r>
+        <w:t xml:space="preserve">| n8n workflow file | </w:t>
+      </w:r>
+      <w:r>
+        <w:rPr>
+          <w:rFonts w:ascii="Courier New" w:hAnsi="Courier New"/>
+        </w:rPr>
+        <w:t>n8n/backup/workflows/quantum-gw-cli-via-gateway.json</w:t>
+      </w:r>
+      <w:r>
+        <w:t xml:space="preserve"> | </w:t>
+      </w:r>
+      <w:r>
+        <w:rPr>
+          <w:rFonts w:ascii="Courier New" w:hAnsi="Courier New"/>
+        </w:rPr>
+        <w:t>n8n/backup/workflows/quantum-gw-cli-mcp-agent.json</w:t>
+      </w:r>
+      <w:r>
+        <w:t xml:space="preserve"> |</w:t>
+      </w:r>
+    </w:p>
+    <w:p>
+      <w:r>
+        <w:t xml:space="preserve">| Flowise file | </w:t>
+      </w:r>
+      <w:r>
+        <w:rPr>
+          <w:rFonts w:ascii="Courier New" w:hAnsi="Courier New"/>
+        </w:rPr>
+        <w:t>integrations/flowise/quantum-gw-cli.flowdata.json</w:t>
+      </w:r>
+      <w:r>
+        <w:t xml:space="preserve"> | </w:t>
+      </w:r>
+      <w:r>
+        <w:rPr>
+          <w:rFonts w:ascii="Courier New" w:hAnsi="Courier New"/>
+        </w:rPr>
+        <w:t>integrations/flowise/direct-gw-cli.flowdata.json</w:t>
+      </w:r>
+      <w:r>
+        <w:t xml:space="preserve"> |</w:t>
+      </w:r>
+    </w:p>
+    <w:p>
+      <w:r>
+        <w:t xml:space="preserve">| Langflow file | </w:t>
+      </w:r>
+      <w:r>
+        <w:rPr>
+          <w:rFonts w:ascii="Courier New" w:hAnsi="Courier New"/>
+        </w:rPr>
+        <w:t>integrations/langflow/quantum-gw-cli.flow.json</w:t>
+      </w:r>
+      <w:r>
+        <w:t xml:space="preserve"> | </w:t>
+      </w:r>
+      <w:r>
+        <w:rPr>
+          <w:rFonts w:ascii="Courier New" w:hAnsi="Courier New"/>
+        </w:rPr>
+        <w:t>integrations/langflow/direct-gw-cli.flow.json</w:t>
+      </w:r>
+      <w:r>
+        <w:t xml:space="preserve"> |</w:t>
+      </w:r>
+    </w:p>
+    <w:p>
+      <w:r>
+        <w:t xml:space="preserve">The MCP server runs as the Compose service </w:t>
+      </w:r>
+      <w:r>
+        <w:rPr>
+          <w:rFonts w:ascii="Courier New" w:hAnsi="Courier New"/>
+        </w:rPr>
+        <w:t>quantum-gw-cli-mcp</w:t>
+      </w:r>
+      <w:r>
+        <w:t xml:space="preserve"> (catalog key </w:t>
+      </w:r>
+      <w:r>
+        <w:rPr>
+          <w:rFonts w:ascii="Courier New" w:hAnsi="Courier New"/>
+        </w:rPr>
+        <w:t>gw-cli</w:t>
+      </w:r>
+      <w:r>
+        <w:t xml:space="preserve"> in </w:t>
+      </w:r>
+      <w:r>
+        <w:rPr>
+          <w:rFonts w:ascii="Courier New" w:hAnsi="Courier New"/>
+        </w:rPr>
+        <w:t>mcp-gateway/catalog.yaml</w:t>
+      </w:r>
+      <w:r>
+        <w:t>).</w:t>
       </w:r>
     </w:p>
     <w:p>
@@ -33,7 +288,7 @@
         <w:pStyle w:val="Heading2"/>
       </w:pPr>
       <w:r>
-        <w:t>Prerequisites</w:t>
+        <w:t>Tools (26)</w:t>
       </w:r>
     </w:p>
     <w:p>
@@ -41,7 +296,37 @@
         <w:pStyle w:val="ListBullet"/>
       </w:pPr>
       <w:r>
-        <w:t xml:space="preserve">  **n8n URL**: `http://&lt;host_ip&gt;:5678`</w:t>
+        <w:rPr>
+          <w:b/>
+        </w:rPr>
+        <w:t>Cluster health:</w:t>
+      </w:r>
+      <w:r>
+        <w:t xml:space="preserve"> </w:t>
+      </w:r>
+      <w:r>
+        <w:rPr>
+          <w:rFonts w:ascii="Courier New" w:hAnsi="Courier New"/>
+        </w:rPr>
+        <w:t>cphaprob_stat</w:t>
+      </w:r>
+      <w:r>
+        <w:t xml:space="preserve">, </w:t>
+      </w:r>
+      <w:r>
+        <w:rPr>
+          <w:rFonts w:ascii="Courier New" w:hAnsi="Courier New"/>
+        </w:rPr>
+        <w:t>cphaprob_if</w:t>
+      </w:r>
+      <w:r>
+        <w:t xml:space="preserve">, </w:t>
+      </w:r>
+      <w:r>
+        <w:rPr>
+          <w:rFonts w:ascii="Courier New" w:hAnsi="Courier New"/>
+        </w:rPr>
+        <w:t>cphaprob_syncstat</w:t>
       </w:r>
     </w:p>
     <w:p>
@@ -49,7 +334,73 @@
         <w:pStyle w:val="ListBullet"/>
       </w:pPr>
       <w:r>
-        <w:t xml:space="preserve">  **Credentials**:</w:t>
+        <w:rPr>
+          <w:b/>
+        </w:rPr>
+        <w:t>Routing and interfaces:</w:t>
+      </w:r>
+      <w:r>
+        <w:t xml:space="preserve"> </w:t>
+      </w:r>
+      <w:r>
+        <w:rPr>
+          <w:rFonts w:ascii="Courier New" w:hAnsi="Courier New"/>
+        </w:rPr>
+        <w:t>show_route</w:t>
+      </w:r>
+      <w:r>
+        <w:t xml:space="preserve">, </w:t>
+      </w:r>
+      <w:r>
+        <w:rPr>
+          <w:rFonts w:ascii="Courier New" w:hAnsi="Courier New"/>
+        </w:rPr>
+        <w:t>netstat_route</w:t>
+      </w:r>
+      <w:r>
+        <w:t xml:space="preserve">, </w:t>
+      </w:r>
+      <w:r>
+        <w:rPr>
+          <w:rFonts w:ascii="Courier New" w:hAnsi="Courier New"/>
+        </w:rPr>
+        <w:t>ip_route_show</w:t>
+      </w:r>
+      <w:r>
+        <w:t xml:space="preserve">, </w:t>
+      </w:r>
+      <w:r>
+        <w:rPr>
+          <w:rFonts w:ascii="Courier New" w:hAnsi="Courier New"/>
+        </w:rPr>
+        <w:t>show_interface</w:t>
+      </w:r>
+      <w:r>
+        <w:t xml:space="preserve">, </w:t>
+      </w:r>
+      <w:r>
+        <w:rPr>
+          <w:rFonts w:ascii="Courier New" w:hAnsi="Courier New"/>
+        </w:rPr>
+        <w:t>show_interfaces</w:t>
+      </w:r>
+      <w:r>
+        <w:t xml:space="preserve">, </w:t>
+      </w:r>
+      <w:r>
+        <w:rPr>
+          <w:rFonts w:ascii="Courier New" w:hAnsi="Courier New"/>
+        </w:rPr>
+        <w:t>fw_ctl_iflist</w:t>
+      </w:r>
+      <w:r>
+        <w:t xml:space="preserve">, </w:t>
+      </w:r>
+      <w:r>
+        <w:rPr>
+          <w:rFonts w:ascii="Courier New" w:hAnsi="Courier New"/>
+        </w:rPr>
+        <w:t>fw_ctl_arp</w:t>
       </w:r>
     </w:p>
     <w:p>
@@ -57,7 +408,109 @@
         <w:pStyle w:val="ListBullet"/>
       </w:pPr>
       <w:r>
-        <w:t xml:space="preserve">  **Postgres**: For chat memory.</w:t>
+        <w:rPr>
+          <w:b/>
+        </w:rPr>
+        <w:t>Performance and acceleration:</w:t>
+      </w:r>
+      <w:r>
+        <w:t xml:space="preserve"> </w:t>
+      </w:r>
+      <w:r>
+        <w:rPr>
+          <w:rFonts w:ascii="Courier New" w:hAnsi="Courier New"/>
+        </w:rPr>
+        <w:t>fw_accel_stats</w:t>
+      </w:r>
+      <w:r>
+        <w:t xml:space="preserve">, </w:t>
+      </w:r>
+      <w:r>
+        <w:rPr>
+          <w:rFonts w:ascii="Courier New" w:hAnsi="Courier New"/>
+        </w:rPr>
+        <w:t>fw_accel_stat</w:t>
+      </w:r>
+      <w:r>
+        <w:t xml:space="preserve">, </w:t>
+      </w:r>
+      <w:r>
+        <w:rPr>
+          <w:rFonts w:ascii="Courier New" w:hAnsi="Courier New"/>
+        </w:rPr>
+        <w:t>fw_accel_conns</w:t>
+      </w:r>
+      <w:r>
+        <w:t xml:space="preserve">, </w:t>
+      </w:r>
+      <w:r>
+        <w:rPr>
+          <w:rFonts w:ascii="Courier New" w:hAnsi="Courier New"/>
+        </w:rPr>
+        <w:t>fw_ctl_pstat</w:t>
+      </w:r>
+      <w:r>
+        <w:t xml:space="preserve">, </w:t>
+      </w:r>
+      <w:r>
+        <w:rPr>
+          <w:rFonts w:ascii="Courier New" w:hAnsi="Courier New"/>
+        </w:rPr>
+        <w:t>fw_ctl_cpasstat</w:t>
+      </w:r>
+      <w:r>
+        <w:t xml:space="preserve">, </w:t>
+      </w:r>
+      <w:r>
+        <w:rPr>
+          <w:rFonts w:ascii="Courier New" w:hAnsi="Courier New"/>
+        </w:rPr>
+        <w:t>fw_ctl_dlpkstat</w:t>
+      </w:r>
+      <w:r>
+        <w:t xml:space="preserve">, </w:t>
+      </w:r>
+      <w:r>
+        <w:rPr>
+          <w:rFonts w:ascii="Courier New" w:hAnsi="Courier New"/>
+        </w:rPr>
+        <w:t>fw_ctl_tcpstrstat</w:t>
+      </w:r>
+      <w:r>
+        <w:t xml:space="preserve">, </w:t>
+      </w:r>
+      <w:r>
+        <w:rPr>
+          <w:rFonts w:ascii="Courier New" w:hAnsi="Courier New"/>
+        </w:rPr>
+        <w:t>fw_ctl_chain</w:t>
+      </w:r>
+      <w:r>
+        <w:t xml:space="preserve">, </w:t>
+      </w:r>
+      <w:r>
+        <w:rPr>
+          <w:rFonts w:ascii="Courier New" w:hAnsi="Courier New"/>
+        </w:rPr>
+        <w:t>fw_ctl_conn</w:t>
+      </w:r>
+      <w:r>
+        <w:t xml:space="preserve">, </w:t>
+      </w:r>
+      <w:r>
+        <w:rPr>
+          <w:rFonts w:ascii="Courier New" w:hAnsi="Courier New"/>
+        </w:rPr>
+        <w:t>dynamic_balancing</w:t>
+      </w:r>
+      <w:r>
+        <w:t xml:space="preserve">, </w:t>
+      </w:r>
+      <w:r>
+        <w:rPr>
+          <w:rFonts w:ascii="Courier New" w:hAnsi="Courier New"/>
+        </w:rPr>
+        <w:t>hcp_protect_info</w:t>
       </w:r>
     </w:p>
     <w:p>
@@ -65,7 +518,972 @@
         <w:pStyle w:val="ListBullet"/>
       </w:pPr>
       <w:r>
-        <w:t xml:space="preserve">  **OpenAI / Azure OpenAI / Ollama**: For the LLM.</w:t>
+        <w:rPr>
+          <w:b/>
+        </w:rPr>
+        <w:t>Licenses, hardware, and capacity:</w:t>
+      </w:r>
+      <w:r>
+        <w:t xml:space="preserve"> </w:t>
+      </w:r>
+      <w:r>
+        <w:rPr>
+          <w:rFonts w:ascii="Courier New" w:hAnsi="Courier New"/>
+        </w:rPr>
+        <w:t>cplic_print</w:t>
+      </w:r>
+      <w:r>
+        <w:t xml:space="preserve">, </w:t>
+      </w:r>
+      <w:r>
+        <w:rPr>
+          <w:rFonts w:ascii="Courier New" w:hAnsi="Courier New"/>
+        </w:rPr>
+        <w:t>dmidecode</w:t>
+      </w:r>
+      <w:r>
+        <w:t xml:space="preserve">, </w:t>
+      </w:r>
+      <w:r>
+        <w:rPr>
+          <w:rFonts w:ascii="Courier New" w:hAnsi="Courier New"/>
+        </w:rPr>
+        <w:t>show_asset_all</w:t>
+      </w:r>
+      <w:r>
+        <w:t xml:space="preserve">, </w:t>
+      </w:r>
+      <w:r>
+        <w:rPr>
+          <w:rFonts w:ascii="Courier New" w:hAnsi="Courier New"/>
+        </w:rPr>
+        <w:t>disk_usage</w:t>
+      </w:r>
+      <w:r>
+        <w:t xml:space="preserve">, </w:t>
+      </w:r>
+      <w:r>
+        <w:rPr>
+          <w:rFonts w:ascii="Courier New" w:hAnsi="Courier New"/>
+        </w:rPr>
+        <w:t>cpinfo_all</w:t>
+      </w:r>
+    </w:p>
+    <w:p>
+      <w:pPr>
+        <w:pStyle w:val="Heading2"/>
+      </w:pPr>
+      <w:r>
+        <w:t>Prerequisites</w:t>
+      </w:r>
+    </w:p>
+    <w:p>
+      <w:pPr>
+        <w:pStyle w:val="ListNumber"/>
+      </w:pPr>
+      <w:r>
+        <w:rPr>
+          <w:b/>
+        </w:rPr>
+        <w:t>The lab is running.</w:t>
+      </w:r>
+      <w:r>
+        <w:t xml:space="preserve"> </w:t>
+      </w:r>
+      <w:r>
+        <w:rPr>
+          <w:rFonts w:ascii="Courier New" w:hAnsi="Courier New"/>
+        </w:rPr>
+        <w:t>./scripts/doctor.sh --post-start</w:t>
+      </w:r>
+      <w:r>
+        <w:t xml:space="preserve"> reports </w:t>
+      </w:r>
+      <w:r>
+        <w:rPr>
+          <w:rFonts w:ascii="Courier New" w:hAnsi="Courier New"/>
+        </w:rPr>
+        <w:t>no blockers</w:t>
+      </w:r>
+      <w:r>
+        <w:t xml:space="preserve"> (with 1Password references in </w:t>
+      </w:r>
+      <w:r>
+        <w:rPr>
+          <w:rFonts w:ascii="Courier New" w:hAnsi="Courier New"/>
+        </w:rPr>
+        <w:t>.env</w:t>
+      </w:r>
+      <w:r>
+        <w:t xml:space="preserve">: </w:t>
+      </w:r>
+      <w:r>
+        <w:rPr>
+          <w:rFonts w:ascii="Courier New" w:hAnsi="Courier New"/>
+        </w:rPr>
+        <w:t>op run --env-file=.env -- ./scripts/doctor.sh --post-start</w:t>
+      </w:r>
+      <w:r>
+        <w:t>)</w:t>
+      </w:r>
+    </w:p>
+    <w:p>
+      <w:pPr>
+        <w:pStyle w:val="ListNumber"/>
+      </w:pPr>
+      <w:r>
+        <w:rPr>
+          <w:b/>
+        </w:rPr>
+        <w:t>A model for `lab-chat`.</w:t>
+      </w:r>
+      <w:r>
+        <w:t xml:space="preserve"> One model provider key in </w:t>
+      </w:r>
+      <w:r>
+        <w:rPr>
+          <w:rFonts w:ascii="Courier New" w:hAnsi="Courier New"/>
+        </w:rPr>
+        <w:t>.env</w:t>
+      </w:r>
+      <w:r>
+        <w:t xml:space="preserve">, or the local Ollama model (slow on a CPU). Every agent calls </w:t>
+      </w:r>
+      <w:r>
+        <w:rPr>
+          <w:rFonts w:ascii="Courier New" w:hAnsi="Courier New"/>
+        </w:rPr>
+        <w:t>lab-chat</w:t>
+      </w:r>
+      <w:r>
+        <w:t xml:space="preserve"> through LiteLLM; builders never hold provider keys</w:t>
+      </w:r>
+    </w:p>
+    <w:p>
+      <w:pPr>
+        <w:pStyle w:val="ListNumber"/>
+      </w:pPr>
+      <w:r>
+        <w:rPr>
+          <w:b/>
+        </w:rPr>
+        <w:t>The Gateway CLI settings in `.env`</w:t>
+      </w:r>
+      <w:r>
+        <w:t xml:space="preserve"> (table below). </w:t>
+      </w:r>
+      <w:r>
+        <w:rPr>
+          <w:rFonts w:ascii="Courier New" w:hAnsi="Courier New"/>
+        </w:rPr>
+        <w:t>./setup.sh</w:t>
+      </w:r>
+      <w:r>
+        <w:t xml:space="preserve"> asks for them, or edit </w:t>
+      </w:r>
+      <w:r>
+        <w:rPr>
+          <w:rFonts w:ascii="Courier New" w:hAnsi="Courier New"/>
+        </w:rPr>
+        <w:t>.env</w:t>
+      </w:r>
+      <w:r>
+        <w:t xml:space="preserve"> (with </w:t>
+      </w:r>
+      <w:r>
+        <w:rPr>
+          <w:rFonts w:ascii="Courier New" w:hAnsi="Courier New"/>
+        </w:rPr>
+        <w:t>./setup.sh --1password</w:t>
+      </w:r>
+      <w:r>
+        <w:t xml:space="preserve">, </w:t>
+      </w:r>
+      <w:r>
+        <w:rPr>
+          <w:rFonts w:ascii="Courier New" w:hAnsi="Courier New"/>
+        </w:rPr>
+        <w:t>.env</w:t>
+      </w:r>
+      <w:r>
+        <w:t xml:space="preserve"> holds </w:t>
+      </w:r>
+      <w:r>
+        <w:rPr>
+          <w:rFonts w:ascii="Courier New" w:hAnsi="Courier New"/>
+        </w:rPr>
+        <w:t>op://</w:t>
+      </w:r>
+      <w:r>
+        <w:t xml:space="preserve"> references instead of values). Then run </w:t>
+      </w:r>
+      <w:r>
+        <w:rPr>
+          <w:rFonts w:ascii="Courier New" w:hAnsi="Courier New"/>
+        </w:rPr>
+        <w:t>docker compose up -d</w:t>
+      </w:r>
+      <w:r>
+        <w:t xml:space="preserve">: it recreates the servers whose settings changed. With 1Password references in </w:t>
+      </w:r>
+      <w:r>
+        <w:rPr>
+          <w:rFonts w:ascii="Courier New" w:hAnsi="Courier New"/>
+        </w:rPr>
+        <w:t>.env</w:t>
+      </w:r>
+      <w:r>
+        <w:t xml:space="preserve">, start every </w:t>
+      </w:r>
+      <w:r>
+        <w:rPr>
+          <w:rFonts w:ascii="Courier New" w:hAnsi="Courier New"/>
+        </w:rPr>
+        <w:t>docker compose</w:t>
+      </w:r>
+      <w:r>
+        <w:t xml:space="preserve"> command in this guide with </w:t>
+      </w:r>
+      <w:r>
+        <w:rPr>
+          <w:rFonts w:ascii="Courier New" w:hAnsi="Courier New"/>
+        </w:rPr>
+        <w:t>op run --env-file=.env --</w:t>
+      </w:r>
+      <w:r>
+        <w:t xml:space="preserve"> (</w:t>
+      </w:r>
+      <w:r>
+        <w:t>Secrets and 1Password</w:t>
+      </w:r>
+      <w:r>
+        <w:t xml:space="preserve"> (../REFERENCE.md#secrets-and-1password)</w:t>
+      </w:r>
+      <w:r>
+        <w:t>)</w:t>
+      </w:r>
+    </w:p>
+    <w:p>
+      <w:pPr>
+        <w:pStyle w:val="ListNumber"/>
+      </w:pPr>
+      <w:r>
+        <w:rPr>
+          <w:b/>
+        </w:rPr>
+        <w:t>Sign-in.</w:t>
+      </w:r>
+      <w:r>
+        <w:t xml:space="preserve"> The lab admin for n8n, Flowise, and Langflow: </w:t>
+      </w:r>
+      <w:r>
+        <w:rPr>
+          <w:rFonts w:ascii="Courier New" w:hAnsi="Courier New"/>
+        </w:rPr>
+        <w:t>N8N_ADMIN_EMAIL</w:t>
+      </w:r>
+      <w:r>
+        <w:t xml:space="preserve"> (default </w:t>
+      </w:r>
+      <w:r>
+        <w:rPr>
+          <w:rFonts w:ascii="Courier New" w:hAnsi="Courier New"/>
+        </w:rPr>
+        <w:t>admin@lab.local</w:t>
+      </w:r>
+      <w:r>
+        <w:t xml:space="preserve">) and </w:t>
+      </w:r>
+      <w:r>
+        <w:rPr>
+          <w:rFonts w:ascii="Courier New" w:hAnsi="Courier New"/>
+        </w:rPr>
+        <w:t>N8N_ADMIN_PASSWORD</w:t>
+      </w:r>
+    </w:p>
+    <w:p>
+      <w:r>
+        <w:t>| Setting | Value |</w:t>
+      </w:r>
+    </w:p>
+    <w:p>
+      <w:r>
+        <w:t xml:space="preserve">| </w:t>
+      </w:r>
+      <w:r>
+        <w:rPr>
+          <w:rFonts w:ascii="Courier New" w:hAnsi="Courier New"/>
+        </w:rPr>
+        <w:t>MANAGEMENT_HOST</w:t>
+      </w:r>
+      <w:r>
+        <w:t xml:space="preserve"> | Host name or IP address of the Security Management Server or Multi-Domain Server, without </w:t>
+      </w:r>
+      <w:r>
+        <w:rPr>
+          <w:rFonts w:ascii="Courier New" w:hAnsi="Courier New"/>
+        </w:rPr>
+        <w:t>https://</w:t>
+      </w:r>
+      <w:r>
+        <w:t>. It must be reachable from the Docker host. |</w:t>
+      </w:r>
+    </w:p>
+    <w:p>
+      <w:r>
+        <w:t xml:space="preserve">| </w:t>
+      </w:r>
+      <w:r>
+        <w:rPr>
+          <w:rFonts w:ascii="Courier New" w:hAnsi="Courier New"/>
+        </w:rPr>
+        <w:t>S1C_URL</w:t>
+      </w:r>
+      <w:r>
+        <w:t xml:space="preserve"> | Instead of </w:t>
+      </w:r>
+      <w:r>
+        <w:rPr>
+          <w:rFonts w:ascii="Courier New" w:hAnsi="Courier New"/>
+        </w:rPr>
+        <w:t>MANAGEMENT_HOST</w:t>
+      </w:r>
+      <w:r>
+        <w:t xml:space="preserve">, for Smart-1 Cloud: the Web API URL of your tenant, without </w:t>
+      </w:r>
+      <w:r>
+        <w:rPr>
+          <w:rFonts w:ascii="Courier New" w:hAnsi="Courier New"/>
+        </w:rPr>
+        <w:t>/login</w:t>
+      </w:r>
+      <w:r>
+        <w:t xml:space="preserve"> (Smart-1 Cloud portal: </w:t>
+      </w:r>
+      <w:r>
+        <w:rPr>
+          <w:b/>
+        </w:rPr>
+        <w:t>Settings &gt; API &amp; SmartConsole</w:t>
+      </w:r>
+      <w:r>
+        <w:t>). |</w:t>
+      </w:r>
+    </w:p>
+    <w:p>
+      <w:r>
+        <w:t xml:space="preserve">| </w:t>
+      </w:r>
+      <w:r>
+        <w:rPr>
+          <w:rFonts w:ascii="Courier New" w:hAnsi="Courier New"/>
+        </w:rPr>
+        <w:t>MANAGEMENT_API_KEY</w:t>
+      </w:r>
+      <w:r>
+        <w:t xml:space="preserve"> | API key of a management administrator. On-premises: SmartConsole, </w:t>
+      </w:r>
+      <w:r>
+        <w:rPr>
+          <w:b/>
+        </w:rPr>
+        <w:t>Manage &amp; Settings &gt; Permissions &amp; Administrators &gt; Administrators</w:t>
+      </w:r>
+      <w:r>
+        <w:t xml:space="preserve">, Authentication Method </w:t>
+      </w:r>
+      <w:r>
+        <w:rPr>
+          <w:b/>
+        </w:rPr>
+        <w:t>API Key</w:t>
+      </w:r>
+      <w:r>
+        <w:t>. Smart-1 Cloud accepts an API key only. |</w:t>
+      </w:r>
+    </w:p>
+    <w:p>
+      <w:r>
+        <w:t xml:space="preserve">| </w:t>
+      </w:r>
+      <w:r>
+        <w:rPr>
+          <w:rFonts w:ascii="Courier New" w:hAnsi="Courier New"/>
+        </w:rPr>
+        <w:t>MANAGEMENT_USERNAME</w:t>
+      </w:r>
+      <w:r>
+        <w:t xml:space="preserve">, </w:t>
+      </w:r>
+      <w:r>
+        <w:rPr>
+          <w:rFonts w:ascii="Courier New" w:hAnsi="Courier New"/>
+        </w:rPr>
+        <w:t>MANAGEMENT_PASSWORD</w:t>
+      </w:r>
+      <w:r>
+        <w:t xml:space="preserve"> | Optional, on-premises only: a user name and password instead of the API key. Set both or neither. |</w:t>
+      </w:r>
+    </w:p>
+    <w:p>
+      <w:r>
+        <w:t xml:space="preserve">| </w:t>
+      </w:r>
+      <w:r>
+        <w:rPr>
+          <w:rFonts w:ascii="Courier New" w:hAnsi="Courier New"/>
+        </w:rPr>
+        <w:t>MANAGEMENT_PORT</w:t>
+      </w:r>
+      <w:r>
+        <w:t xml:space="preserve"> | Optional. Management API port of an on-premises server. Default </w:t>
+      </w:r>
+      <w:r>
+        <w:rPr>
+          <w:rFonts w:ascii="Courier New" w:hAnsi="Courier New"/>
+        </w:rPr>
+        <w:t>443</w:t>
+      </w:r>
+      <w:r>
+        <w:t>. |</w:t>
+      </w:r>
+    </w:p>
+    <w:p>
+      <w:r>
+        <w:t xml:space="preserve">| </w:t>
+      </w:r>
+      <w:r>
+        <w:rPr>
+          <w:rFonts w:ascii="Courier New" w:hAnsi="Courier New"/>
+        </w:rPr>
+        <w:t>MANAGEMENT_CA_CERT</w:t>
+      </w:r>
+      <w:r>
+        <w:t xml:space="preserve">, </w:t>
+      </w:r>
+      <w:r>
+        <w:rPr>
+          <w:rFonts w:ascii="Courier New" w:hAnsi="Courier New"/>
+        </w:rPr>
+        <w:t>MANAGEMENT_TLS_SERVERNAME</w:t>
+      </w:r>
+      <w:r>
+        <w:t xml:space="preserve"> | Optional. For a self-signed certificate, see </w:t>
+      </w:r>
+      <w:r>
+        <w:rPr>
+          <w:b/>
+        </w:rPr>
+        <w:t>Certificates</w:t>
+      </w:r>
+      <w:r>
+        <w:t xml:space="preserve"> below. |</w:t>
+      </w:r>
+    </w:p>
+    <w:p>
+      <w:r>
+        <w:t>Name the gateway as the Management Server knows it. To list the names, ask a Management agent: *Show me</w:t>
+      </w:r>
+    </w:p>
+    <w:p>
+      <w:r>
+        <w:t>all the gateways and their IPs*.</w:t>
+      </w:r>
+    </w:p>
+    <w:p>
+      <w:pPr>
+        <w:pStyle w:val="Heading3"/>
+      </w:pPr>
+      <w:r>
+        <w:t>Certificates</w:t>
+      </w:r>
+    </w:p>
+    <w:p>
+      <w:r>
+        <w:t>The MCP servers always verify the Management Server's TLS certificate. If it is self-signed:</w:t>
+      </w:r>
+    </w:p>
+    <w:p>
+      <w:pPr>
+        <w:pStyle w:val="ListNumber"/>
+      </w:pPr>
+      <w:r>
+        <w:t xml:space="preserve">Save the certificate as </w:t>
+      </w:r>
+      <w:r>
+        <w:rPr>
+          <w:rFonts w:ascii="Courier New" w:hAnsi="Courier New"/>
+        </w:rPr>
+        <w:t>certs/sms.pem</w:t>
+      </w:r>
+      <w:r>
+        <w:t xml:space="preserve"> and confirm its SHA-256 fingerprint with the server's</w:t>
+      </w:r>
+    </w:p>
+    <w:p>
+      <w:r>
+        <w:t xml:space="preserve">administrator. The commands are in </w:t>
+      </w:r>
+      <w:r>
+        <w:t>`certs/README.md`</w:t>
+      </w:r>
+      <w:r>
+        <w:t xml:space="preserve"> (../../certs/README.md)</w:t>
+      </w:r>
+    </w:p>
+    <w:p>
+      <w:pPr>
+        <w:pStyle w:val="ListNumber"/>
+      </w:pPr>
+      <w:r>
+        <w:t xml:space="preserve">Set </w:t>
+      </w:r>
+      <w:r>
+        <w:rPr>
+          <w:rFonts w:ascii="Courier New" w:hAnsi="Courier New"/>
+        </w:rPr>
+        <w:t>MANAGEMENT_CA_CERT=/certs/sms.pem</w:t>
+      </w:r>
+      <w:r>
+        <w:t xml:space="preserve"> in </w:t>
+      </w:r>
+      <w:r>
+        <w:rPr>
+          <w:rFonts w:ascii="Courier New" w:hAnsi="Courier New"/>
+        </w:rPr>
+        <w:t>.env</w:t>
+      </w:r>
+      <w:r>
+        <w:t xml:space="preserve">. The </w:t>
+      </w:r>
+      <w:r>
+        <w:rPr>
+          <w:rFonts w:ascii="Courier New" w:hAnsi="Courier New"/>
+        </w:rPr>
+        <w:t>certs</w:t>
+      </w:r>
+      <w:r>
+        <w:t xml:space="preserve"> folder is mounted read-only at</w:t>
+      </w:r>
+    </w:p>
+    <w:p>
+      <w:r>
+        <w:rPr>
+          <w:rFonts w:ascii="Courier New" w:hAnsi="Courier New"/>
+        </w:rPr>
+        <w:t>/certs</w:t>
+      </w:r>
+      <w:r>
+        <w:t xml:space="preserve"> in the MCP server containers</w:t>
+      </w:r>
+    </w:p>
+    <w:p>
+      <w:pPr>
+        <w:pStyle w:val="ListNumber"/>
+      </w:pPr>
+      <w:r>
+        <w:t xml:space="preserve">If you connect by IP address and the certificate names a host, set </w:t>
+      </w:r>
+      <w:r>
+        <w:rPr>
+          <w:rFonts w:ascii="Courier New" w:hAnsi="Courier New"/>
+        </w:rPr>
+        <w:t>MANAGEMENT_TLS_SERVERNAME</w:t>
+      </w:r>
+      <w:r>
+        <w:t xml:space="preserve"> to</w:t>
+      </w:r>
+    </w:p>
+    <w:p>
+      <w:r>
+        <w:t>that host name</w:t>
+      </w:r>
+    </w:p>
+    <w:p>
+      <w:pPr>
+        <w:pStyle w:val="ListNumber"/>
+      </w:pPr>
+      <w:r>
+        <w:t xml:space="preserve">Recreate the servers: </w:t>
+      </w:r>
+      <w:r>
+        <w:rPr>
+          <w:rFonts w:ascii="Courier New" w:hAnsi="Courier New"/>
+        </w:rPr>
+        <w:t>docker compose up -d</w:t>
+      </w:r>
+    </w:p>
+    <w:p>
+      <w:pPr>
+        <w:pStyle w:val="Heading2"/>
+      </w:pPr>
+      <w:r>
+        <w:t>Chat with the agents</w:t>
+      </w:r>
+    </w:p>
+    <w:p>
+      <w:pPr>
+        <w:pStyle w:val="Heading3"/>
+      </w:pPr>
+      <w:r>
+        <w:t>n8n</w:t>
+      </w:r>
+    </w:p>
+    <w:p>
+      <w:pPr>
+        <w:pStyle w:val="ListNumber"/>
+      </w:pPr>
+      <w:r>
+        <w:t xml:space="preserve">Sign in to n8n and open the workflow </w:t>
+      </w:r>
+      <w:r>
+        <w:rPr>
+          <w:b/>
+        </w:rPr>
+        <w:t>Gateway CLI Agent (Direct)</w:t>
+      </w:r>
+    </w:p>
+    <w:p>
+      <w:pPr>
+        <w:pStyle w:val="ListNumber"/>
+      </w:pPr>
+      <w:r>
+        <w:t xml:space="preserve">Click </w:t>
+      </w:r>
+      <w:r>
+        <w:rPr>
+          <w:b/>
+        </w:rPr>
+        <w:t>Open chat</w:t>
+      </w:r>
+      <w:r>
+        <w:t xml:space="preserve"> and send one of the prompts below</w:t>
+      </w:r>
+    </w:p>
+    <w:p>
+      <w:pPr>
+        <w:pStyle w:val="ListNumber"/>
+      </w:pPr>
+      <w:r>
+        <w:t xml:space="preserve">Open the </w:t>
+      </w:r>
+      <w:r>
+        <w:rPr>
+          <w:b/>
+        </w:rPr>
+        <w:t>Executions</w:t>
+      </w:r>
+      <w:r>
+        <w:t xml:space="preserve"> tab and the latest run. The MCP Client Tool </w:t>
+      </w:r>
+      <w:r>
+        <w:rPr>
+          <w:b/>
+        </w:rPr>
+        <w:t>Gateway CLI MCP</w:t>
+      </w:r>
+      <w:r>
+        <w:t xml:space="preserve"> shows the tools the agent called, for example </w:t>
+      </w:r>
+      <w:r>
+        <w:rPr>
+          <w:rFonts w:ascii="Courier New" w:hAnsi="Courier New"/>
+        </w:rPr>
+        <w:t>Gateway_CLI_MCP_dmidecode</w:t>
+      </w:r>
+    </w:p>
+    <w:p>
+      <w:pPr>
+        <w:pStyle w:val="ListNumber"/>
+      </w:pPr>
+      <w:r>
+        <w:t xml:space="preserve">Repeat with </w:t>
+      </w:r>
+      <w:r>
+        <w:rPr>
+          <w:b/>
+        </w:rPr>
+        <w:t>Gateway CLI Agent (MCP Gateway)</w:t>
+      </w:r>
+      <w:r>
+        <w:t xml:space="preserve">. Its MCP Client Tool </w:t>
+      </w:r>
+      <w:r>
+        <w:rPr>
+          <w:b/>
+        </w:rPr>
+        <w:t>MCP Gateway</w:t>
+      </w:r>
+      <w:r>
+        <w:t xml:space="preserve"> selects the same 26 tools under </w:t>
+      </w:r>
+      <w:r>
+        <w:rPr>
+          <w:b/>
+        </w:rPr>
+        <w:t>Tools to Include</w:t>
+      </w:r>
+      <w:r>
+        <w:t xml:space="preserve"> and uses the credential </w:t>
+      </w:r>
+      <w:r>
+        <w:rPr>
+          <w:b/>
+        </w:rPr>
+        <w:t>MCP Gateway Bearer</w:t>
+      </w:r>
+      <w:r>
+        <w:t xml:space="preserve">. The tool calls appear as </w:t>
+      </w:r>
+      <w:r>
+        <w:rPr>
+          <w:rFonts w:ascii="Courier New" w:hAnsi="Courier New"/>
+        </w:rPr>
+        <w:t>MCP_Gateway_dmidecode</w:t>
+      </w:r>
+    </w:p>
+    <w:p>
+      <w:r>
+        <w:t xml:space="preserve">The chat trigger also has a public </w:t>
+      </w:r>
+      <w:r>
+        <w:rPr>
+          <w:b/>
+        </w:rPr>
+        <w:t>Chat URL</w:t>
+      </w:r>
+      <w:r>
+        <w:t xml:space="preserve"> (it ends in </w:t>
+      </w:r>
+      <w:r>
+        <w:rPr>
+          <w:rFonts w:ascii="Courier New" w:hAnsi="Courier New"/>
+        </w:rPr>
+        <w:t>/webhook/&lt;id&gt;/chat</w:t>
+      </w:r>
+      <w:r>
+        <w:t xml:space="preserve">). That page asks for HTTP Basic authentication: the lab admin email and password (credential </w:t>
+      </w:r>
+      <w:r>
+        <w:rPr>
+          <w:b/>
+        </w:rPr>
+        <w:t>Lab Agents Chat</w:t>
+      </w:r>
+      <w:r>
+        <w:t>).</w:t>
+      </w:r>
+    </w:p>
+    <w:p>
+      <w:pPr>
+        <w:pStyle w:val="Heading3"/>
+      </w:pPr>
+      <w:r>
+        <w:t>Flowise</w:t>
+      </w:r>
+    </w:p>
+    <w:p>
+      <w:pPr>
+        <w:pStyle w:val="ListNumber"/>
+      </w:pPr>
+      <w:r>
+        <w:t xml:space="preserve">Sign in to Flowise, open </w:t>
+      </w:r>
+      <w:r>
+        <w:rPr>
+          <w:b/>
+        </w:rPr>
+        <w:t>Chatflows</w:t>
+      </w:r>
+      <w:r>
+        <w:t xml:space="preserve">, and open </w:t>
+      </w:r>
+      <w:r>
+        <w:rPr>
+          <w:b/>
+        </w:rPr>
+        <w:t>Gateway CLI Agent (Direct)</w:t>
+      </w:r>
+      <w:r>
+        <w:t xml:space="preserve"> or </w:t>
+      </w:r>
+      <w:r>
+        <w:rPr>
+          <w:b/>
+        </w:rPr>
+        <w:t>Gateway CLI Agent (MCP Gateway)</w:t>
+      </w:r>
+    </w:p>
+    <w:p>
+      <w:pPr>
+        <w:pStyle w:val="ListNumber"/>
+      </w:pPr>
+      <w:r>
+        <w:t>Click the chat icon at the top right of the canvas and send a prompt</w:t>
+      </w:r>
+    </w:p>
+    <w:p>
+      <w:pPr>
+        <w:pStyle w:val="ListNumber"/>
+      </w:pPr>
+      <w:r>
+        <w:t xml:space="preserve">The </w:t>
+      </w:r>
+      <w:r>
+        <w:rPr>
+          <w:b/>
+        </w:rPr>
+        <w:t>Custom MCP</w:t>
+      </w:r>
+      <w:r>
+        <w:t xml:space="preserve"> node shows the endpoint under </w:t>
+      </w:r>
+      <w:r>
+        <w:rPr>
+          <w:b/>
+        </w:rPr>
+        <w:t>MCP Server Config</w:t>
+      </w:r>
+      <w:r>
+        <w:t xml:space="preserve"> and the 26 selected tools under </w:t>
+      </w:r>
+      <w:r>
+        <w:rPr>
+          <w:b/>
+        </w:rPr>
+        <w:t>Available Actions</w:t>
+      </w:r>
+      <w:r>
+        <w:t xml:space="preserve">. The gateway agent sends </w:t>
+      </w:r>
+      <w:r>
+        <w:rPr>
+          <w:rFonts w:ascii="Courier New" w:hAnsi="Courier New"/>
+        </w:rPr>
+        <w:t>Authorization: Bearer {{$vars.MCP_GATEWAY_TOKEN}}</w:t>
+      </w:r>
+      <w:r>
+        <w:t xml:space="preserve">, the Flowise variable that </w:t>
+      </w:r>
+      <w:r>
+        <w:rPr>
+          <w:rFonts w:ascii="Courier New" w:hAnsi="Courier New"/>
+        </w:rPr>
+        <w:t>builders-import</w:t>
+      </w:r>
+      <w:r>
+        <w:t xml:space="preserve"> keeps in sync with </w:t>
+      </w:r>
+      <w:r>
+        <w:rPr>
+          <w:rFonts w:ascii="Courier New" w:hAnsi="Courier New"/>
+        </w:rPr>
+        <w:t>.env</w:t>
+      </w:r>
+    </w:p>
+    <w:p>
+      <w:pPr>
+        <w:pStyle w:val="Heading3"/>
+      </w:pPr>
+      <w:r>
+        <w:t>Langflow (Complete lab)</w:t>
+      </w:r>
+    </w:p>
+    <w:p>
+      <w:r>
+        <w:t>Langflow runs in the Complete lab (</w:t>
+      </w:r>
+      <w:r>
+        <w:rPr>
+          <w:rFonts w:ascii="Courier New" w:hAnsi="Courier New"/>
+        </w:rPr>
+        <w:t>COMPOSE_PROFILES=complete</w:t>
+      </w:r>
+      <w:r>
+        <w:t xml:space="preserve">), or on its own with the </w:t>
+      </w:r>
+      <w:r>
+        <w:rPr>
+          <w:rFonts w:ascii="Courier New" w:hAnsi="Courier New"/>
+        </w:rPr>
+        <w:t>langflow</w:t>
+      </w:r>
+      <w:r>
+        <w:t xml:space="preserve"> profile.</w:t>
+      </w:r>
+    </w:p>
+    <w:p>
+      <w:pPr>
+        <w:pStyle w:val="ListNumber"/>
+      </w:pPr>
+      <w:r>
+        <w:t xml:space="preserve">Sign in to Langflow and open the flow </w:t>
+      </w:r>
+      <w:r>
+        <w:rPr>
+          <w:b/>
+        </w:rPr>
+        <w:t>Gateway CLI Agent (Direct)</w:t>
+      </w:r>
+      <w:r>
+        <w:t xml:space="preserve"> or </w:t>
+      </w:r>
+      <w:r>
+        <w:rPr>
+          <w:b/>
+        </w:rPr>
+        <w:t>Gateway CLI Agent (MCP Gateway)</w:t>
+      </w:r>
+    </w:p>
+    <w:p>
+      <w:pPr>
+        <w:pStyle w:val="ListNumber"/>
+      </w:pPr>
+      <w:r>
+        <w:t xml:space="preserve">Click </w:t>
+      </w:r>
+      <w:r>
+        <w:rPr>
+          <w:b/>
+        </w:rPr>
+        <w:t>Playground</w:t>
+      </w:r>
+      <w:r>
+        <w:t xml:space="preserve"> (Langflow's chat panel) and send a prompt</w:t>
+      </w:r>
+    </w:p>
+    <w:p>
+      <w:pPr>
+        <w:pStyle w:val="ListNumber"/>
+      </w:pPr>
+      <w:r>
+        <w:t xml:space="preserve">In the gateway flow, the </w:t>
+      </w:r>
+      <w:r>
+        <w:rPr>
+          <w:b/>
+        </w:rPr>
+        <w:t>MCP Tools</w:t>
+      </w:r>
+      <w:r>
+        <w:t xml:space="preserve"> node lists all 190 gateway tools under </w:t>
+      </w:r>
+      <w:r>
+        <w:rPr>
+          <w:b/>
+        </w:rPr>
+        <w:t>Actions</w:t>
+      </w:r>
+      <w:r>
+        <w:t>, with only this server's 26 switched on</w:t>
+      </w:r>
+    </w:p>
+    <w:p>
+      <w:pPr>
+        <w:pStyle w:val="Heading2"/>
+      </w:pPr>
+      <w:r>
+        <w:t>Try these</w:t>
       </w:r>
     </w:p>
     <w:p>
@@ -73,7 +1491,43 @@
         <w:pStyle w:val="ListBullet"/>
       </w:pPr>
       <w:r>
-        <w:t xml:space="preserve">  **MCP Client**: HTTP connection to the Gateway CLI MCP server.</w:t>
+        <w:rPr>
+          <w:i/>
+        </w:rPr>
+        <w:t>Show the cluster status</w:t>
+      </w:r>
+    </w:p>
+    <w:p>
+      <w:pPr>
+        <w:pStyle w:val="ListBullet"/>
+      </w:pPr>
+      <w:r>
+        <w:rPr>
+          <w:i/>
+        </w:rPr>
+        <w:t>Show the routing table of the gateway</w:t>
+      </w:r>
+    </w:p>
+    <w:p>
+      <w:pPr>
+        <w:pStyle w:val="ListBullet"/>
+      </w:pPr>
+      <w:r>
+        <w:rPr>
+          <w:i/>
+        </w:rPr>
+        <w:t>Which licenses are installed?</w:t>
+      </w:r>
+    </w:p>
+    <w:p>
+      <w:pPr>
+        <w:pStyle w:val="ListBullet"/>
+      </w:pPr>
+      <w:r>
+        <w:rPr>
+          <w:i/>
+        </w:rPr>
+        <w:t>Show the SecureXL acceleration statistics</w:t>
       </w:r>
     </w:p>
     <w:p>
@@ -81,81 +1535,42 @@
         <w:pStyle w:val="Heading2"/>
       </w:pPr>
       <w:r>
-        <w:t>Step-by-Step Guide</w:t>
+        <w:t>Expected result</w:t>
       </w:r>
     </w:p>
     <w:p>
-      <w:pPr>
-        <w:pStyle w:val="Heading3"/>
-      </w:pPr>
-      <w:r>
-        <w:t>1. Open the Workflow</w:t>
+      <w:r>
+        <w:t xml:space="preserve">The agent runs the matching command on the gateway (for example </w:t>
+      </w:r>
+      <w:r>
+        <w:rPr>
+          <w:rFonts w:ascii="Courier New" w:hAnsi="Courier New"/>
+        </w:rPr>
+        <w:t>cphaprob_stat</w:t>
+      </w:r>
+      <w:r>
+        <w:t xml:space="preserve"> for the cluster status or</w:t>
       </w:r>
     </w:p>
     <w:p>
-      <w:pPr>
-        <w:pStyle w:val="ListNumber"/>
-      </w:pPr>
-      <w:r>
-        <w:t xml:space="preserve"> Log in to n8n.</w:t>
+      <w:r>
+        <w:rPr>
+          <w:rFonts w:ascii="Courier New" w:hAnsi="Courier New"/>
+        </w:rPr>
+        <w:t>cplic_print</w:t>
+      </w:r>
+      <w:r>
+        <w:t xml:space="preserve"> for licenses) and summarizes the output: cluster members and their states, routes,</w:t>
       </w:r>
     </w:p>
     <w:p>
-      <w:pPr>
-        <w:pStyle w:val="ListNumber"/>
-      </w:pPr>
-      <w:r>
-        <w:t xml:space="preserve"> Locate and click on the **quantum-gw-cli-mcp-agent** workflow.</w:t>
+      <w:r>
+        <w:t>installed licenses, and acceleration counters. Each command runs as a task on the gateway, so an answer</w:t>
       </w:r>
     </w:p>
     <w:p>
-      <w:pPr>
-        <w:pStyle w:val="Heading3"/>
-      </w:pPr>
-      <w:r>
-        <w:t>2. Using the Chat Interface</w:t>
-      </w:r>
-    </w:p>
-    <w:p>
-      <w:pPr>
-        <w:pStyle w:val="ListNumber"/>
-      </w:pPr>
-      <w:r>
-        <w:t xml:space="preserve"> Click the **Test Workflow** button.</w:t>
-      </w:r>
-    </w:p>
-    <w:p>
-      <w:pPr>
-        <w:pStyle w:val="ListNumber"/>
-      </w:pPr>
-      <w:r>
-        <w:t xml:space="preserve"> Click the **Chat** button.</w:t>
-      </w:r>
-    </w:p>
-    <w:p>
-      <w:pPr>
-        <w:pStyle w:val="ListNumber"/>
-      </w:pPr>
-      <w:r>
-        <w:t xml:space="preserve"> Enter a CLI request, for example:</w:t>
-      </w:r>
-    </w:p>
-    <w:p>
-      <w:r>
-        <w:t xml:space="preserve">    &gt; "Show all IP routes on target 'GW'."</w:t>
-      </w:r>
-    </w:p>
-    <w:p>
-      <w:pPr>
-        <w:pStyle w:val="Heading3"/>
-      </w:pPr>
-      <w:r>
-        <w:t>3. Review Results</w:t>
-      </w:r>
-    </w:p>
-    <w:p>
-      <w:r>
-        <w:t>The AI agent will run the CLI command via MCP and return the output.</w:t>
+      <w:r>
+        <w:t>can take several seconds.</w:t>
       </w:r>
     </w:p>
     <w:p>
@@ -163,151 +1578,416 @@
         <w:pStyle w:val="Heading2"/>
       </w:pPr>
       <w:r>
-        <w:t>Workflow Deep Dive</w:t>
+        <w:t>How the agents are built</w:t>
       </w:r>
     </w:p>
     <w:p>
-      <w:pPr>
-        <w:pStyle w:val="Heading3"/>
-      </w:pPr>
-      <w:r>
-        <w:t>1. Input Trigger: Chat Interface</w:t>
+      <w:r>
+        <w:t>| n8n node | Type | What it does |</w:t>
       </w:r>
     </w:p>
     <w:p>
-      <w:pPr>
-        <w:pStyle w:val="ListBullet"/>
-      </w:pPr>
-      <w:r>
-        <w:t xml:space="preserve">  **Node Name**: `When chat message received`</w:t>
+      <w:r>
+        <w:t xml:space="preserve">| </w:t>
+      </w:r>
+      <w:r>
+        <w:rPr>
+          <w:rFonts w:ascii="Courier New" w:hAnsi="Courier New"/>
+        </w:rPr>
+        <w:t>When chat message received</w:t>
+      </w:r>
+      <w:r>
+        <w:t xml:space="preserve"> | Chat Trigger | Starts one run per message. Shows the greeting and starter prompts. Public chat behind HTTP Basic authentication (credential </w:t>
+      </w:r>
+      <w:r>
+        <w:rPr>
+          <w:b/>
+        </w:rPr>
+        <w:t>Lab Agents Chat</w:t>
+      </w:r>
+      <w:r>
+        <w:t>) |</w:t>
       </w:r>
     </w:p>
     <w:p>
-      <w:pPr>
-        <w:pStyle w:val="ListBullet"/>
-      </w:pPr>
-      <w:r>
-        <w:t xml:space="preserve">  **Purpose**: Captures the user's CLI command request.</w:t>
+      <w:r>
+        <w:t xml:space="preserve">| </w:t>
+      </w:r>
+      <w:r>
+        <w:rPr>
+          <w:rFonts w:ascii="Courier New" w:hAnsi="Courier New"/>
+        </w:rPr>
+        <w:t>Normalize input</w:t>
+      </w:r>
+      <w:r>
+        <w:t xml:space="preserve"> | Edit Fields | Takes </w:t>
+      </w:r>
+      <w:r>
+        <w:rPr>
+          <w:rFonts w:ascii="Courier New" w:hAnsi="Courier New"/>
+        </w:rPr>
+        <w:t>chatInput</w:t>
+      </w:r>
+      <w:r>
+        <w:t xml:space="preserve"> and </w:t>
+      </w:r>
+      <w:r>
+        <w:rPr>
+          <w:rFonts w:ascii="Courier New" w:hAnsi="Courier New"/>
+        </w:rPr>
+        <w:t>sessionId</w:t>
+      </w:r>
+      <w:r>
+        <w:t xml:space="preserve"> from the chat, or from the body of a webhook call |</w:t>
       </w:r>
     </w:p>
     <w:p>
-      <w:pPr>
-        <w:pStyle w:val="Heading3"/>
-      </w:pPr>
-      <w:r>
-        <w:t>2. The Brain: AI Agent</w:t>
+      <w:r>
+        <w:t xml:space="preserve">| </w:t>
+      </w:r>
+      <w:r>
+        <w:rPr>
+          <w:rFonts w:ascii="Courier New" w:hAnsi="Courier New"/>
+        </w:rPr>
+        <w:t>Gateway CLI Agent</w:t>
+      </w:r>
+      <w:r>
+        <w:t xml:space="preserve"> | AI Agent | Holds the system prompt and decides which tools to call. On an error it continues to </w:t>
+      </w:r>
+      <w:r>
+        <w:rPr>
+          <w:rFonts w:ascii="Courier New" w:hAnsi="Courier New"/>
+        </w:rPr>
+        <w:t>Friendly error</w:t>
+      </w:r>
+      <w:r>
+        <w:t xml:space="preserve"> |</w:t>
       </w:r>
     </w:p>
     <w:p>
-      <w:pPr>
-        <w:pStyle w:val="ListBullet"/>
-      </w:pPr>
-      <w:r>
-        <w:t xml:space="preserve">  **Node Name**: `Quantum GW CLI AI Agent`</w:t>
+      <w:r>
+        <w:t xml:space="preserve">| </w:t>
+      </w:r>
+      <w:r>
+        <w:rPr>
+          <w:rFonts w:ascii="Courier New" w:hAnsi="Courier New"/>
+        </w:rPr>
+        <w:t>OpenAI Chat Model</w:t>
+      </w:r>
+      <w:r>
+        <w:t xml:space="preserve"> | OpenAI Chat Model | Model </w:t>
+      </w:r>
+      <w:r>
+        <w:rPr>
+          <w:rFonts w:ascii="Courier New" w:hAnsi="Courier New"/>
+        </w:rPr>
+        <w:t>lab-chat</w:t>
+      </w:r>
+      <w:r>
+        <w:t xml:space="preserve"> with the credential </w:t>
+      </w:r>
+      <w:r>
+        <w:rPr>
+          <w:b/>
+        </w:rPr>
+        <w:t>Lab Model (LiteLLM)</w:t>
+      </w:r>
+      <w:r>
+        <w:t xml:space="preserve"> (</w:t>
+      </w:r>
+      <w:r>
+        <w:rPr>
+          <w:rFonts w:ascii="Courier New" w:hAnsi="Courier New"/>
+        </w:rPr>
+        <w:t>http://litellm:4000/v1</w:t>
+      </w:r>
+      <w:r>
+        <w:t>) |</w:t>
       </w:r>
     </w:p>
     <w:p>
-      <w:pPr>
-        <w:pStyle w:val="ListBullet"/>
-      </w:pPr>
-      <w:r>
-        <w:t xml:space="preserve">  **Type**: `@n8n/n8n-nodes-langchain.agent`</w:t>
+      <w:r>
+        <w:t xml:space="preserve">| </w:t>
+      </w:r>
+      <w:r>
+        <w:rPr>
+          <w:rFonts w:ascii="Courier New" w:hAnsi="Courier New"/>
+        </w:rPr>
+        <w:t>Conversation Memory</w:t>
+      </w:r>
+      <w:r>
+        <w:t xml:space="preserve"> | Simple Memory | Keeps the recent turns of the chat session |</w:t>
       </w:r>
     </w:p>
     <w:p>
-      <w:pPr>
-        <w:pStyle w:val="ListBullet"/>
-      </w:pPr>
-      <w:r>
-        <w:t xml:space="preserve">  **Purpose**: Determines the correct CLI tool and parameters to use.</w:t>
+      <w:r>
+        <w:t xml:space="preserve">| </w:t>
+      </w:r>
+      <w:r>
+        <w:rPr>
+          <w:rFonts w:ascii="Courier New" w:hAnsi="Courier New"/>
+        </w:rPr>
+        <w:t>Gateway CLI MCP</w:t>
+      </w:r>
+      <w:r>
+        <w:t xml:space="preserve"> or </w:t>
+      </w:r>
+      <w:r>
+        <w:rPr>
+          <w:rFonts w:ascii="Courier New" w:hAnsi="Courier New"/>
+        </w:rPr>
+        <w:t>MCP Gateway</w:t>
+      </w:r>
+      <w:r>
+        <w:t xml:space="preserve"> | MCP Client Tool | The 26 tools: direct to </w:t>
+      </w:r>
+      <w:r>
+        <w:rPr>
+          <w:rFonts w:ascii="Courier New" w:hAnsi="Courier New"/>
+        </w:rPr>
+        <w:t>http://quantum-gw-cli-mcp:3009</w:t>
+      </w:r>
+      <w:r>
+        <w:t>, or through the gateway |</w:t>
       </w:r>
     </w:p>
     <w:p>
-      <w:pPr>
-        <w:pStyle w:val="ListBullet"/>
-      </w:pPr>
-      <w:r>
-        <w:t xml:space="preserve">  **Configuration**:</w:t>
+      <w:r>
+        <w:t xml:space="preserve">| </w:t>
+      </w:r>
+      <w:r>
+        <w:rPr>
+          <w:rFonts w:ascii="Courier New" w:hAnsi="Courier New"/>
+        </w:rPr>
+        <w:t>Friendly error</w:t>
+      </w:r>
+      <w:r>
+        <w:t xml:space="preserve"> | Code | Turns a failure into a plain explanation with the command that fixes it |</w:t>
       </w:r>
     </w:p>
     <w:p>
-      <w:pPr>
-        <w:pStyle w:val="ListBullet"/>
-      </w:pPr>
-      <w:r>
-        <w:t xml:space="preserve">  **System Message**: Instructs the AI to list tools and then execute the CLI command tool.</w:t>
+      <w:r>
+        <w:t xml:space="preserve">In Flowise, a </w:t>
+      </w:r>
+      <w:r>
+        <w:rPr>
+          <w:b/>
+        </w:rPr>
+        <w:t>Tool Agent</w:t>
+      </w:r>
+      <w:r>
+        <w:t xml:space="preserve"> uses the </w:t>
+      </w:r>
+      <w:r>
+        <w:rPr>
+          <w:b/>
+        </w:rPr>
+        <w:t>OpenAI</w:t>
+      </w:r>
+      <w:r>
+        <w:t xml:space="preserve"> chat model node (</w:t>
+      </w:r>
+      <w:r>
+        <w:rPr>
+          <w:rFonts w:ascii="Courier New" w:hAnsi="Courier New"/>
+        </w:rPr>
+        <w:t>lab-chat</w:t>
+      </w:r>
+      <w:r>
+        <w:t xml:space="preserve">, credential </w:t>
+      </w:r>
+      <w:r>
+        <w:rPr>
+          <w:b/>
+        </w:rPr>
+        <w:t>Lab Model (LiteLLM)</w:t>
+      </w:r>
+      <w:r>
+        <w:t xml:space="preserve">, Base Path </w:t>
+      </w:r>
+      <w:r>
+        <w:rPr>
+          <w:rFonts w:ascii="Courier New" w:hAnsi="Courier New"/>
+        </w:rPr>
+        <w:t>http://litellm:4000/v1</w:t>
+      </w:r>
+      <w:r>
+        <w:t xml:space="preserve">), </w:t>
+      </w:r>
+      <w:r>
+        <w:rPr>
+          <w:b/>
+        </w:rPr>
+        <w:t>Buffer Memory</w:t>
+      </w:r>
+      <w:r>
+        <w:t xml:space="preserve">, and one </w:t>
+      </w:r>
+      <w:r>
+        <w:rPr>
+          <w:b/>
+        </w:rPr>
+        <w:t>Custom MCP</w:t>
+      </w:r>
+      <w:r>
+        <w:t xml:space="preserve"> node. In Langflow, </w:t>
+      </w:r>
+      <w:r>
+        <w:rPr>
+          <w:b/>
+        </w:rPr>
+        <w:t>Chat Input</w:t>
+      </w:r>
+      <w:r>
+        <w:t xml:space="preserve"> feeds an </w:t>
+      </w:r>
+      <w:r>
+        <w:rPr>
+          <w:b/>
+        </w:rPr>
+        <w:t>Agent</w:t>
+      </w:r>
+      <w:r>
+        <w:t xml:space="preserve"> with the </w:t>
+      </w:r>
+      <w:r>
+        <w:rPr>
+          <w:b/>
+        </w:rPr>
+        <w:t>OpenAI</w:t>
+      </w:r>
+      <w:r>
+        <w:t xml:space="preserve"> component (</w:t>
+      </w:r>
+      <w:r>
+        <w:rPr>
+          <w:rFonts w:ascii="Courier New" w:hAnsi="Courier New"/>
+        </w:rPr>
+        <w:t>lab-chat</w:t>
+      </w:r>
+      <w:r>
+        <w:t xml:space="preserve">, OpenAI API Base </w:t>
+      </w:r>
+      <w:r>
+        <w:rPr>
+          <w:rFonts w:ascii="Courier New" w:hAnsi="Courier New"/>
+        </w:rPr>
+        <w:t>http://litellm:4000/v1</w:t>
+      </w:r>
+      <w:r>
+        <w:t xml:space="preserve">, API key from the global variable </w:t>
+      </w:r>
+      <w:r>
+        <w:rPr>
+          <w:rFonts w:ascii="Courier New" w:hAnsi="Courier New"/>
+        </w:rPr>
+        <w:t>LITELLM_MASTER_KEY</w:t>
+      </w:r>
+      <w:r>
+        <w:t xml:space="preserve">) and one </w:t>
+      </w:r>
+      <w:r>
+        <w:rPr>
+          <w:b/>
+        </w:rPr>
+        <w:t>MCP Tools</w:t>
+      </w:r>
+      <w:r>
+        <w:t xml:space="preserve"> node, and the answer goes to </w:t>
+      </w:r>
+      <w:r>
+        <w:rPr>
+          <w:b/>
+        </w:rPr>
+        <w:t>Chat Output</w:t>
+      </w:r>
+      <w:r>
+        <w:t xml:space="preserve">. For a node-by-node walkthrough, see the </w:t>
+      </w:r>
+      <w:r>
+        <w:t>Threat Prevention deep dive</w:t>
+      </w:r>
+      <w:r>
+        <w:t xml:space="preserve"> (CheckPoint_Threat_Prevention_Guide.md)</w:t>
+      </w:r>
+      <w:r>
+        <w:t>.</w:t>
       </w:r>
     </w:p>
     <w:p>
-      <w:pPr>
-        <w:pStyle w:val="Heading3"/>
-      </w:pPr>
-      <w:r>
-        <w:t>3. Memory Management</w:t>
+      <w:r>
+        <w:rPr>
+          <w:b/>
+        </w:rPr>
+        <w:t>Updates.</w:t>
+      </w:r>
+      <w:r>
+        <w:t xml:space="preserve"> </w:t>
+      </w:r>
+      <w:r>
+        <w:rPr>
+          <w:rFonts w:ascii="Courier New" w:hAnsi="Courier New"/>
+        </w:rPr>
+        <w:t>n8n-import</w:t>
+      </w:r>
+      <w:r>
+        <w:t xml:space="preserve"> and </w:t>
+      </w:r>
+      <w:r>
+        <w:rPr>
+          <w:rFonts w:ascii="Courier New" w:hAnsi="Courier New"/>
+        </w:rPr>
+        <w:t>builders-import</w:t>
+      </w:r>
+      <w:r>
+        <w:t xml:space="preserve"> re-import these agents on every deploy and keep an agent you changed. To keep your own variant, duplicate it first. </w:t>
+      </w:r>
+      <w:r>
+        <w:rPr>
+          <w:rFonts w:ascii="Courier New" w:hAnsi="Courier New"/>
+        </w:rPr>
+        <w:t>N8N_SEED_OVERWRITE=1</w:t>
+      </w:r>
+      <w:r>
+        <w:t xml:space="preserve"> (n8n) or </w:t>
+      </w:r>
+      <w:r>
+        <w:rPr>
+          <w:rFonts w:ascii="Courier New" w:hAnsi="Courier New"/>
+        </w:rPr>
+        <w:t>SEED_OVERWRITE=1</w:t>
+      </w:r>
+      <w:r>
+        <w:t xml:space="preserve"> (Flowise and Langflow) replaces a changed agent with the repository version; set it back to </w:t>
+      </w:r>
+      <w:r>
+        <w:rPr>
+          <w:rFonts w:ascii="Courier New" w:hAnsi="Courier New"/>
+        </w:rPr>
+        <w:t>0</w:t>
+      </w:r>
+      <w:r>
+        <w:t xml:space="preserve"> after that run.</w:t>
       </w:r>
     </w:p>
     <w:p>
-      <w:pPr>
-        <w:pStyle w:val="ListBullet"/>
-      </w:pPr>
-      <w:r>
-        <w:t xml:space="preserve">  **Node Name**: `Postgres Chat Memory`</w:t>
-      </w:r>
-    </w:p>
-    <w:p>
-      <w:pPr>
-        <w:pStyle w:val="ListBullet"/>
-      </w:pPr>
-      <w:r>
-        <w:t xml:space="preserve">  **Purpose**: Stores conversation history.</w:t>
-      </w:r>
-    </w:p>
-    <w:p>
-      <w:pPr>
-        <w:pStyle w:val="Heading3"/>
-      </w:pPr>
-      <w:r>
-        <w:t>4. The Tools: MCP Client</w:t>
-      </w:r>
-    </w:p>
-    <w:p>
-      <w:pPr>
-        <w:pStyle w:val="ListBullet"/>
-      </w:pPr>
-      <w:r>
-        <w:t xml:space="preserve">  **Nodes**: `List-CP-MCP-Tools-Client` and `Execute-CP-MCP-Tools-Client`</w:t>
-      </w:r>
-    </w:p>
-    <w:p>
-      <w:pPr>
-        <w:pStyle w:val="ListBullet"/>
-      </w:pPr>
-      <w:r>
-        <w:t xml:space="preserve">  **Purpose**: Connects to the Gateway CLI MCP server.</w:t>
-      </w:r>
-    </w:p>
-    <w:p>
-      <w:pPr>
-        <w:pStyle w:val="ListBullet"/>
-      </w:pPr>
-      <w:r>
-        <w:t xml:space="preserve">  **Functionality**:</w:t>
-      </w:r>
-    </w:p>
-    <w:p>
-      <w:pPr>
-        <w:pStyle w:val="ListBullet"/>
-      </w:pPr>
-      <w:r>
-        <w:t xml:space="preserve">  **List**: Retrieves available CLI execution tools.</w:t>
-      </w:r>
-    </w:p>
-    <w:p>
-      <w:pPr>
-        <w:pStyle w:val="ListBullet"/>
-      </w:pPr>
-      <w:r>
-        <w:t xml:space="preserve">  **Execute**: Runs the specified CLI command.</w:t>
+      <w:r>
+        <w:rPr>
+          <w:b/>
+        </w:rPr>
+        <w:t>Data handling.</w:t>
+      </w:r>
+      <w:r>
+        <w:t xml:space="preserve"> Every tool result goes to the model provider behind </w:t>
+      </w:r>
+      <w:r>
+        <w:rPr>
+          <w:rFonts w:ascii="Courier New" w:hAnsi="Courier New"/>
+        </w:rPr>
+        <w:t>lab-chat</w:t>
+      </w:r>
+      <w:r>
+        <w:t>. With a cloud provider, that is an external service. Use lab data only. Never connect the lab to customer environments or load customer data unless the provider is approved for that data.</w:t>
       </w:r>
     </w:p>
     <w:p>
@@ -315,23 +1995,390 @@
         <w:pStyle w:val="Heading2"/>
       </w:pPr>
       <w:r>
-        <w:t>Best Practices</w:t>
+        <w:t>Troubleshooting</w:t>
       </w:r>
     </w:p>
     <w:p>
-      <w:pPr>
-        <w:pStyle w:val="ListBullet"/>
-      </w:pPr>
-      <w:r>
-        <w:t xml:space="preserve">  **Target Specification**: Clearly state which gateway (target) the command should run on.</w:t>
+      <w:r>
+        <w:t>| Symptom | Cause | Fix |</w:t>
       </w:r>
     </w:p>
     <w:p>
-      <w:pPr>
-        <w:pStyle w:val="ListBullet"/>
-      </w:pPr>
-      <w:r>
-        <w:t xml:space="preserve">  **Command Safety**: Exercise caution when running commands that modify system state or network traffic.</w:t>
+      <w:r>
+        <w:t xml:space="preserve">| </w:t>
+      </w:r>
+      <w:r>
+        <w:rPr>
+          <w:rFonts w:ascii="Courier New" w:hAnsi="Courier New"/>
+        </w:rPr>
+        <w:t>Gateway '&lt;name&gt;' not found</w:t>
+      </w:r>
+      <w:r>
+        <w:t xml:space="preserve"> | The name is not a gateway object on the Management Server | Use the name from the Management agent's list of gateways |</w:t>
+      </w:r>
+    </w:p>
+    <w:p>
+      <w:r>
+        <w:t xml:space="preserve">| </w:t>
+      </w:r>
+      <w:r>
+        <w:rPr>
+          <w:rFonts w:ascii="Courier New" w:hAnsi="Courier New"/>
+        </w:rPr>
+        <w:t>Either management host or S1C URL must be provided</w:t>
+      </w:r>
+      <w:r>
+        <w:t xml:space="preserve"> | No management settings in </w:t>
+      </w:r>
+      <w:r>
+        <w:rPr>
+          <w:rFonts w:ascii="Courier New" w:hAnsi="Courier New"/>
+        </w:rPr>
+        <w:t>.env</w:t>
+      </w:r>
+      <w:r>
+        <w:t xml:space="preserve"> | Set </w:t>
+      </w:r>
+      <w:r>
+        <w:rPr>
+          <w:rFonts w:ascii="Courier New" w:hAnsi="Courier New"/>
+        </w:rPr>
+        <w:t>MANAGEMENT_HOST</w:t>
+      </w:r>
+      <w:r>
+        <w:t xml:space="preserve"> (or </w:t>
+      </w:r>
+      <w:r>
+        <w:rPr>
+          <w:rFonts w:ascii="Courier New" w:hAnsi="Courier New"/>
+        </w:rPr>
+        <w:t>S1C_URL</w:t>
+      </w:r>
+      <w:r>
+        <w:t xml:space="preserve">) and </w:t>
+      </w:r>
+      <w:r>
+        <w:rPr>
+          <w:rFonts w:ascii="Courier New" w:hAnsi="Courier New"/>
+        </w:rPr>
+        <w:t>MANAGEMENT_API_KEY</w:t>
+      </w:r>
+      <w:r>
+        <w:t xml:space="preserve">, then </w:t>
+      </w:r>
+      <w:r>
+        <w:rPr>
+          <w:rFonts w:ascii="Courier New" w:hAnsi="Courier New"/>
+        </w:rPr>
+        <w:t>docker compose up -d quantum-gw-cli-mcp</w:t>
+      </w:r>
+      <w:r>
+        <w:t xml:space="preserve"> |</w:t>
+      </w:r>
+    </w:p>
+    <w:p>
+      <w:r>
+        <w:t xml:space="preserve">| </w:t>
+      </w:r>
+      <w:r>
+        <w:rPr>
+          <w:rFonts w:ascii="Courier New" w:hAnsi="Courier New"/>
+        </w:rPr>
+        <w:t>docker compose logs quantum-gw-cli-mcp</w:t>
+      </w:r>
+      <w:r>
+        <w:t xml:space="preserve"> shows </w:t>
+      </w:r>
+      <w:r>
+        <w:rPr>
+          <w:rFonts w:ascii="Courier New" w:hAnsi="Courier New"/>
+        </w:rPr>
+        <w:t>WARNING: MANAGEMENT_HOST is set without MANAGEMENT_API_KEY</w:t>
+      </w:r>
+      <w:r>
+        <w:t xml:space="preserve"> | A host without a way to sign in is ignored | Add </w:t>
+      </w:r>
+      <w:r>
+        <w:rPr>
+          <w:rFonts w:ascii="Courier New" w:hAnsi="Courier New"/>
+        </w:rPr>
+        <w:t>MANAGEMENT_API_KEY</w:t>
+      </w:r>
+      <w:r>
+        <w:t xml:space="preserve"> (or </w:t>
+      </w:r>
+      <w:r>
+        <w:rPr>
+          <w:rFonts w:ascii="Courier New" w:hAnsi="Courier New"/>
+        </w:rPr>
+        <w:t>MANAGEMENT_USERNAME</w:t>
+      </w:r>
+      <w:r>
+        <w:t xml:space="preserve"> and </w:t>
+      </w:r>
+      <w:r>
+        <w:rPr>
+          <w:rFonts w:ascii="Courier New" w:hAnsi="Courier New"/>
+        </w:rPr>
+        <w:t>MANAGEMENT_PASSWORD</w:t>
+      </w:r>
+      <w:r>
+        <w:t xml:space="preserve">), then </w:t>
+      </w:r>
+      <w:r>
+        <w:rPr>
+          <w:rFonts w:ascii="Courier New" w:hAnsi="Courier New"/>
+        </w:rPr>
+        <w:t>docker compose up -d quantum-gw-cli-mcp</w:t>
+      </w:r>
+      <w:r>
+        <w:t xml:space="preserve"> |</w:t>
+      </w:r>
+    </w:p>
+    <w:p>
+      <w:r>
+        <w:t xml:space="preserve">| </w:t>
+      </w:r>
+      <w:r>
+        <w:rPr>
+          <w:rFonts w:ascii="Courier New" w:hAnsi="Courier New"/>
+        </w:rPr>
+        <w:t>TLS certificate verification failed</w:t>
+      </w:r>
+      <w:r>
+        <w:t xml:space="preserve"> | Self-signed certificate, or the name does not match | See </w:t>
+      </w:r>
+      <w:r>
+        <w:rPr>
+          <w:b/>
+        </w:rPr>
+        <w:t>Certificates</w:t>
+      </w:r>
+      <w:r>
+        <w:t xml:space="preserve"> above |</w:t>
+      </w:r>
+    </w:p>
+    <w:p>
+      <w:r>
+        <w:t xml:space="preserve">| </w:t>
+      </w:r>
+      <w:r>
+        <w:rPr>
+          <w:rFonts w:ascii="Courier New" w:hAnsi="Courier New"/>
+        </w:rPr>
+        <w:t>MCP error -32001: Request timed out</w:t>
+      </w:r>
+      <w:r>
+        <w:t xml:space="preserve"> | </w:t>
+      </w:r>
+      <w:r>
+        <w:rPr>
+          <w:rFonts w:ascii="Courier New" w:hAnsi="Courier New"/>
+        </w:rPr>
+        <w:t>MANAGEMENT_HOST</w:t>
+      </w:r>
+      <w:r>
+        <w:t xml:space="preserve"> is unreachable from the Docker host, or replies do not route back | </w:t>
+      </w:r>
+      <w:r>
+        <w:rPr>
+          <w:rFonts w:ascii="Courier New" w:hAnsi="Courier New"/>
+        </w:rPr>
+        <w:t>./scripts/doctor.sh --preflight --online</w:t>
+      </w:r>
+      <w:r>
+        <w:t xml:space="preserve"> tests reachability. See </w:t>
+      </w:r>
+      <w:r>
+        <w:rPr>
+          <w:b/>
+        </w:rPr>
+        <w:t>Lab connectivity</w:t>
+      </w:r>
+      <w:r>
+        <w:t xml:space="preserve"> in the </w:t>
+      </w:r>
+      <w:r>
+        <w:t>Direct and MCP Gateway agents lab</w:t>
+      </w:r>
+      <w:r>
+        <w:t xml:space="preserve"> (MCP_Gateway_Agent_Guide.md)</w:t>
+      </w:r>
+      <w:r>
+        <w:t xml:space="preserve"> |</w:t>
+      </w:r>
+    </w:p>
+    <w:p>
+      <w:r>
+        <w:t>| HTTP 429 (too many requests) from the Management Server | The Management Server limits logins; every new MCP session logs in | Wait one or two minutes. Keep one chat session per exercise |</w:t>
+      </w:r>
+    </w:p>
+    <w:p>
+      <w:r>
+        <w:t xml:space="preserve">| The MCP Gateway agent answers with HTTP 401 | The token in the builder differs from </w:t>
+      </w:r>
+      <w:r>
+        <w:rPr>
+          <w:rFonts w:ascii="Courier New" w:hAnsi="Courier New"/>
+        </w:rPr>
+        <w:t>MCP_GATEWAY_TOKEN</w:t>
+      </w:r>
+      <w:r>
+        <w:t xml:space="preserve"> in </w:t>
+      </w:r>
+      <w:r>
+        <w:rPr>
+          <w:rFonts w:ascii="Courier New" w:hAnsi="Courier New"/>
+        </w:rPr>
+        <w:t>.env</w:t>
+      </w:r>
+      <w:r>
+        <w:t xml:space="preserve"> | n8n: </w:t>
+      </w:r>
+      <w:r>
+        <w:rPr>
+          <w:rFonts w:ascii="Courier New" w:hAnsi="Courier New"/>
+        </w:rPr>
+        <w:t>docker compose run --rm n8n-import</w:t>
+      </w:r>
+      <w:r>
+        <w:t xml:space="preserve">. Flowise and Langflow: </w:t>
+      </w:r>
+      <w:r>
+        <w:rPr>
+          <w:rFonts w:ascii="Courier New" w:hAnsi="Courier New"/>
+        </w:rPr>
+        <w:t>docker compose run --rm builders-import</w:t>
+      </w:r>
+      <w:r>
+        <w:t xml:space="preserve"> |</w:t>
+      </w:r>
+    </w:p>
+    <w:p>
+      <w:r>
+        <w:t xml:space="preserve">| The MCP Gateway agent has no tools, or fails while the Direct agent works | The gateway started before the server was ready, or still uses sessions to an old server container | </w:t>
+      </w:r>
+      <w:r>
+        <w:rPr>
+          <w:rFonts w:ascii="Courier New" w:hAnsi="Courier New"/>
+        </w:rPr>
+        <w:t>docker compose restart mcp-gateway</w:t>
+      </w:r>
+      <w:r>
+        <w:t xml:space="preserve"> |</w:t>
+      </w:r>
+    </w:p>
+    <w:p>
+      <w:r>
+        <w:t xml:space="preserve">| </w:t>
+      </w:r>
+      <w:r>
+        <w:rPr>
+          <w:b/>
+        </w:rPr>
+        <w:t>Friendly error</w:t>
+      </w:r>
+      <w:r>
+        <w:t xml:space="preserve">: the lab model endpoint is not reachable | LiteLLM is not running | </w:t>
+      </w:r>
+      <w:r>
+        <w:rPr>
+          <w:rFonts w:ascii="Courier New" w:hAnsi="Courier New"/>
+        </w:rPr>
+        <w:t>docker compose up -d litellm</w:t>
+      </w:r>
+      <w:r>
+        <w:t xml:space="preserve"> |</w:t>
+      </w:r>
+    </w:p>
+    <w:p>
+      <w:r>
+        <w:t xml:space="preserve">| </w:t>
+      </w:r>
+      <w:r>
+        <w:rPr>
+          <w:b/>
+        </w:rPr>
+        <w:t>Friendly error</w:t>
+      </w:r>
+      <w:r>
+        <w:t xml:space="preserve">: LiteLLM could not serve the </w:t>
+      </w:r>
+      <w:r>
+        <w:rPr>
+          <w:rFonts w:ascii="Courier New" w:hAnsi="Courier New"/>
+        </w:rPr>
+        <w:t>lab-chat</w:t>
+      </w:r>
+      <w:r>
+        <w:t xml:space="preserve"> model | No working model provider key, or the provider failed | Check the key in </w:t>
+      </w:r>
+      <w:r>
+        <w:rPr>
+          <w:rFonts w:ascii="Courier New" w:hAnsi="Courier New"/>
+        </w:rPr>
+        <w:t>.env</w:t>
+      </w:r>
+      <w:r>
+        <w:t xml:space="preserve">, then </w:t>
+      </w:r>
+      <w:r>
+        <w:rPr>
+          <w:rFonts w:ascii="Courier New" w:hAnsi="Courier New"/>
+        </w:rPr>
+        <w:t>docker compose logs litellm</w:t>
+      </w:r>
+      <w:r>
+        <w:t xml:space="preserve"> |</w:t>
+      </w:r>
+    </w:p>
+    <w:p>
+      <w:r>
+        <w:t>| The hosted chat URL asks for a password | HTTP Basic authentication on the chat trigger | Sign in with the lab admin email and password |</w:t>
+      </w:r>
+    </w:p>
+    <w:p>
+      <w:r>
+        <w:rPr>
+          <w:i/>
+        </w:rPr>
+        <w:t>Related:</w:t>
+      </w:r>
+      <w:r>
+        <w:t xml:space="preserve"> </w:t>
+      </w:r>
+      <w:r>
+        <w:t>The MCP Gateway, Explained</w:t>
+      </w:r>
+      <w:r>
+        <w:t xml:space="preserve"> (MCP_Gateway_Explained.md)</w:t>
+      </w:r>
+      <w:r>
+        <w:t xml:space="preserve"> · </w:t>
+      </w:r>
+      <w:r>
+        <w:t>Direct and MCP Gateway agents lab</w:t>
+      </w:r>
+      <w:r>
+        <w:t xml:space="preserve"> (MCP_Gateway_Agent_Guide.md)</w:t>
+      </w:r>
+      <w:r>
+        <w:t xml:space="preserve"> · </w:t>
+      </w:r>
+      <w:r>
+        <w:t>Gaia</w:t>
+      </w:r>
+      <w:r>
+        <w:t xml:space="preserve"> (Quantum_Gaia_MCP_Agent_Guide.md)</w:t>
+      </w:r>
+      <w:r>
+        <w:t xml:space="preserve"> · </w:t>
+      </w:r>
+      <w:r>
+        <w:t>Management</w:t>
+      </w:r>
+      <w:r>
+        <w:t xml:space="preserve"> (Quantum_Management_MCP_Agent_Guide.md)</w:t>
       </w:r>
     </w:p>
     <w:sectPr>
